--- a/Mapped Curriculum Lesson - Supplemental Material/Grade 6/Lesson 07 - Nested Decisions/Nested Decisions - Worksheet.docx
+++ b/Mapped Curriculum Lesson - Supplemental Material/Grade 6/Lesson 07 - Nested Decisions/Nested Decisions - Worksheet.docx
@@ -1400,46 +1400,20 @@
         <w:rPr>
           <w:color w:val="080808"/>
         </w:rPr>
-        <w:t xml:space="preserve">When it is raining, ask whether the wind is </w:t>
+        <w:t xml:space="preserve">When it is raining, ask whether the wind is strong or light. Display </w:t>
       </w:r>
       <w:r>
         <w:rPr>
           <w:color w:val="067D17"/>
           <w:rFonts w:ascii="Consolas" w:hAnsi="Consolas"/>
         </w:rPr>
-        <w:t>"strong"</w:t>
-      </w:r>
-      <w:r>
-        <w:rPr>
-          <w:color w:val="080808"/>
-        </w:rPr>
-        <w:t xml:space="preserve"> or light. Display </w:t>
-      </w:r>
-      <w:r>
-        <w:rPr>
-          <w:color w:val="067D17"/>
-          <w:rFonts w:ascii="Consolas" w:hAnsi="Consolas"/>
-        </w:rPr>
         <w:t>"Wear a coat."</w:t>
       </w:r>
       <w:r>
         <w:rPr>
           <w:color w:val="080808"/>
         </w:rPr>
-        <w:t xml:space="preserve"> for </w:t>
-      </w:r>
-      <w:r>
-        <w:rPr>
-          <w:color w:val="067D17"/>
-          <w:rFonts w:ascii="Consolas" w:hAnsi="Consolas"/>
-        </w:rPr>
-        <w:t>"strong"</w:t>
-      </w:r>
-      <w:r>
-        <w:rPr>
-          <w:color w:val="080808"/>
-        </w:rPr>
-        <w:t xml:space="preserve"> wind and </w:t>
+        <w:t xml:space="preserve"> for strong wind and </w:t>
       </w:r>
       <w:r>
         <w:rPr>
@@ -1555,20 +1529,7 @@
         <w:rPr>
           <w:color w:val="080808"/>
         </w:rPr>
-        <w:t xml:space="preserve"> for </w:t>
-      </w:r>
-      <w:r>
-        <w:rPr>
-          <w:color w:val="067D17"/>
-          <w:rFonts w:ascii="Consolas" w:hAnsi="Consolas"/>
-        </w:rPr>
-        <w:t>"yes"</w:t>
-      </w:r>
-      <w:r>
-        <w:rPr>
-          <w:color w:val="080808"/>
-        </w:rPr>
-        <w:t xml:space="preserve"> and </w:t>
+        <w:t xml:space="preserve"> for yes and </w:t>
       </w:r>
       <w:r>
         <w:rPr>

--- a/Mapped Curriculum Lesson - Supplemental Material/Grade 6/Lesson 07 - Nested Decisions/Nested Decisions - Worksheet.docx
+++ b/Mapped Curriculum Lesson - Supplemental Material/Grade 6/Lesson 07 - Nested Decisions/Nested Decisions - Worksheet.docx
@@ -1400,33 +1400,157 @@
         <w:rPr>
           <w:color w:val="080808"/>
         </w:rPr>
-        <w:t xml:space="preserve">When it is raining, ask whether the wind is strong or light. Display </w:t>
+        <w:t xml:space="preserve">When [raining] is </w:t>
       </w:r>
       <w:r>
         <w:rPr>
           <w:color w:val="067D17"/>
           <w:rFonts w:ascii="Consolas" w:hAnsi="Consolas"/>
         </w:rPr>
+        <w:t>"yes"</w:t>
+      </w:r>
+      <w:r>
+        <w:rPr>
+          <w:color w:val="080808"/>
+        </w:rPr>
+        <w:t xml:space="preserve">, ask whether the wind is strong or light and store the answer in [wind_strength]. Display </w:t>
+      </w:r>
+      <w:r>
+        <w:rPr>
+          <w:color w:val="067D17"/>
+          <w:rFonts w:ascii="Consolas" w:hAnsi="Consolas"/>
+        </w:rPr>
         <w:t>"Wear a coat."</w:t>
       </w:r>
       <w:r>
         <w:rPr>
           <w:color w:val="080808"/>
         </w:rPr>
-        <w:t xml:space="preserve"> for strong wind and </w:t>
+        <w:t xml:space="preserve"> for </w:t>
       </w:r>
       <w:r>
         <w:rPr>
           <w:color w:val="067D17"/>
           <w:rFonts w:ascii="Consolas" w:hAnsi="Consolas"/>
         </w:rPr>
+        <w:t>"strong"</w:t>
+      </w:r>
+      <w:r>
+        <w:rPr>
+          <w:color w:val="080808"/>
+        </w:rPr>
+        <w:t xml:space="preserve"> and </w:t>
+      </w:r>
+      <w:r>
+        <w:rPr>
+          <w:color w:val="067D17"/>
+          <w:rFonts w:ascii="Consolas" w:hAnsi="Consolas"/>
+        </w:rPr>
         <w:t>"Take an umbrella."</w:t>
       </w:r>
       <w:r>
         <w:rPr>
           <w:color w:val="080808"/>
         </w:rPr>
-        <w:t xml:space="preserve"> for light wind. Keep the dry-weather route unchanged.</w:t>
+        <w:t xml:space="preserve"> for </w:t>
+      </w:r>
+      <w:r>
+        <w:rPr>
+          <w:color w:val="067D17"/>
+          <w:rFonts w:ascii="Consolas" w:hAnsi="Consolas"/>
+        </w:rPr>
+        <w:t>"light"</w:t>
+      </w:r>
+      <w:r>
+        <w:rPr>
+          <w:color w:val="080808"/>
+        </w:rPr>
+        <w:t xml:space="preserve">. Keep </w:t>
+      </w:r>
+      <w:r>
+        <w:rPr>
+          <w:color w:val="067D17"/>
+          <w:rFonts w:ascii="Consolas" w:hAnsi="Consolas"/>
+        </w:rPr>
+        <w:t>"No rain gear needed."</w:t>
+      </w:r>
+      <w:r>
+        <w:rPr>
+          <w:color w:val="080808"/>
+        </w:rPr>
+        <w:t xml:space="preserve"> when [raining] is </w:t>
+      </w:r>
+      <w:r>
+        <w:rPr>
+          <w:color w:val="067D17"/>
+          <w:rFonts w:ascii="Consolas" w:hAnsi="Consolas"/>
+        </w:rPr>
+        <w:t>"no"</w:t>
+      </w:r>
+      <w:r>
+        <w:rPr>
+          <w:color w:val="080808"/>
+        </w:rPr>
+        <w:t xml:space="preserve">. Test </w:t>
+      </w:r>
+      <w:r>
+        <w:rPr>
+          <w:color w:val="067D17"/>
+          <w:rFonts w:ascii="Consolas" w:hAnsi="Consolas"/>
+        </w:rPr>
+        <w:t>"yes"</w:t>
+      </w:r>
+      <w:r>
+        <w:rPr>
+          <w:color w:val="080808"/>
+        </w:rPr>
+        <w:t xml:space="preserve"> and </w:t>
+      </w:r>
+      <w:r>
+        <w:rPr>
+          <w:color w:val="067D17"/>
+          <w:rFonts w:ascii="Consolas" w:hAnsi="Consolas"/>
+        </w:rPr>
+        <w:t>"strong"</w:t>
+      </w:r>
+      <w:r>
+        <w:rPr>
+          <w:color w:val="080808"/>
+        </w:rPr>
+        <w:t xml:space="preserve">; display </w:t>
+      </w:r>
+      <w:r>
+        <w:rPr>
+          <w:color w:val="067D17"/>
+          <w:rFonts w:ascii="Consolas" w:hAnsi="Consolas"/>
+        </w:rPr>
+        <w:t>"Wear a coat."</w:t>
+      </w:r>
+      <w:r>
+        <w:rPr>
+          <w:color w:val="080808"/>
+        </w:rPr>
+        <w:t xml:space="preserve"> Test </w:t>
+      </w:r>
+      <w:r>
+        <w:rPr>
+          <w:color w:val="067D17"/>
+          <w:rFonts w:ascii="Consolas" w:hAnsi="Consolas"/>
+        </w:rPr>
+        <w:t>"no"</w:t>
+      </w:r>
+      <w:r>
+        <w:rPr>
+          <w:color w:val="080808"/>
+        </w:rPr>
+        <w:t xml:space="preserve">; display </w:t>
+      </w:r>
+      <w:r>
+        <w:rPr>
+          <w:color w:val="067D17"/>
+          <w:rFonts w:ascii="Consolas" w:hAnsi="Consolas"/>
+        </w:rPr>
+        <w:t>"No rain gear needed."</w:t>
       </w:r>
     </w:p>
     <w:p w14:noSpellErr="1">
@@ -1516,33 +1640,131 @@
         <w:rPr>
           <w:color w:val="080808"/>
         </w:rPr>
-        <w:t xml:space="preserve">Extend the dry-weather route. If raining is no, ask whether it is sunny; display </w:t>
+        <w:t xml:space="preserve">Change the decision for when [raining] is </w:t>
       </w:r>
       <w:r>
         <w:rPr>
           <w:color w:val="067D17"/>
           <w:rFonts w:ascii="Consolas" w:hAnsi="Consolas"/>
         </w:rPr>
+        <w:t>"no"</w:t>
+      </w:r>
+      <w:r>
+        <w:rPr>
+          <w:color w:val="080808"/>
+        </w:rPr>
+        <w:t xml:space="preserve">. Ask whether it is sunny and store the answer in [sunny]. Display </w:t>
+      </w:r>
+      <w:r>
+        <w:rPr>
+          <w:color w:val="067D17"/>
+          <w:rFonts w:ascii="Consolas" w:hAnsi="Consolas"/>
+        </w:rPr>
         <w:t>"Take sunglasses."</w:t>
       </w:r>
       <w:r>
         <w:rPr>
           <w:color w:val="080808"/>
         </w:rPr>
-        <w:t xml:space="preserve"> for yes and </w:t>
+        <w:t xml:space="preserve"> when [sunny] is </w:t>
       </w:r>
       <w:r>
         <w:rPr>
           <w:color w:val="067D17"/>
           <w:rFonts w:ascii="Consolas" w:hAnsi="Consolas"/>
         </w:rPr>
+        <w:t>"yes"</w:t>
+      </w:r>
+      <w:r>
+        <w:rPr>
+          <w:color w:val="080808"/>
+        </w:rPr>
+        <w:t xml:space="preserve">; otherwise display </w:t>
+      </w:r>
+      <w:r>
+        <w:rPr>
+          <w:color w:val="067D17"/>
+          <w:rFonts w:ascii="Consolas" w:hAnsi="Consolas"/>
+        </w:rPr>
         <w:t>"No weather gear needed."</w:t>
       </w:r>
       <w:r>
         <w:rPr>
           <w:color w:val="080808"/>
         </w:rPr>
-        <w:t xml:space="preserve"> for no.</w:t>
+        <w:t xml:space="preserve"> Keep the two rain outputs unchanged. Test </w:t>
+      </w:r>
+      <w:r>
+        <w:rPr>
+          <w:color w:val="067D17"/>
+          <w:rFonts w:ascii="Consolas" w:hAnsi="Consolas"/>
+        </w:rPr>
+        <w:t>"no"</w:t>
+      </w:r>
+      <w:r>
+        <w:rPr>
+          <w:color w:val="080808"/>
+        </w:rPr>
+        <w:t xml:space="preserve"> and </w:t>
+      </w:r>
+      <w:r>
+        <w:rPr>
+          <w:color w:val="067D17"/>
+          <w:rFonts w:ascii="Consolas" w:hAnsi="Consolas"/>
+        </w:rPr>
+        <w:t>"yes"</w:t>
+      </w:r>
+      <w:r>
+        <w:rPr>
+          <w:color w:val="080808"/>
+        </w:rPr>
+        <w:t xml:space="preserve">; display </w:t>
+      </w:r>
+      <w:r>
+        <w:rPr>
+          <w:color w:val="067D17"/>
+          <w:rFonts w:ascii="Consolas" w:hAnsi="Consolas"/>
+        </w:rPr>
+        <w:t>"Take sunglasses."</w:t>
+      </w:r>
+      <w:r>
+        <w:rPr>
+          <w:color w:val="080808"/>
+        </w:rPr>
+        <w:t xml:space="preserve"> Test </w:t>
+      </w:r>
+      <w:r>
+        <w:rPr>
+          <w:color w:val="067D17"/>
+          <w:rFonts w:ascii="Consolas" w:hAnsi="Consolas"/>
+        </w:rPr>
+        <w:t>"no"</w:t>
+      </w:r>
+      <w:r>
+        <w:rPr>
+          <w:color w:val="080808"/>
+        </w:rPr>
+        <w:t xml:space="preserve"> and </w:t>
+      </w:r>
+      <w:r>
+        <w:rPr>
+          <w:color w:val="067D17"/>
+          <w:rFonts w:ascii="Consolas" w:hAnsi="Consolas"/>
+        </w:rPr>
+        <w:t>"no"</w:t>
+      </w:r>
+      <w:r>
+        <w:rPr>
+          <w:color w:val="080808"/>
+        </w:rPr>
+        <w:t xml:space="preserve">; display </w:t>
+      </w:r>
+      <w:r>
+        <w:rPr>
+          <w:color w:val="067D17"/>
+          <w:rFonts w:ascii="Consolas" w:hAnsi="Consolas"/>
+        </w:rPr>
+        <w:t>"No weather gear needed."</w:t>
       </w:r>
     </w:p>
     <w:p>
@@ -1569,7 +1791,163 @@
         <w:rPr>
           <w:color w:val="080808"/>
         </w:rPr>
-        <w:t>Build a library-access checker. Ask whether the visitor has a card. Only card holders are asked whether a book is overdue. Display one clear message for all three possible routes.</w:t>
+        <w:t xml:space="preserve">Ask whether the visitor has a library card and store the answer in [has_card]. Use a nested </w:t>
+      </w:r>
+      <w:r>
+        <w:rPr>
+          <w:color w:val="1750EB"/>
+          <w:rFonts w:ascii="Consolas" w:hAnsi="Consolas"/>
+        </w:rPr>
+        <w:t>if</w:t>
+      </w:r>
+      <w:r>
+        <w:rPr>
+          <w:color w:val="080808"/>
+        </w:rPr>
+        <w:t xml:space="preserve"> statement. When [has_card] is </w:t>
+      </w:r>
+      <w:r>
+        <w:rPr>
+          <w:color w:val="067D17"/>
+          <w:rFonts w:ascii="Consolas" w:hAnsi="Consolas"/>
+        </w:rPr>
+        <w:t>"yes"</w:t>
+      </w:r>
+      <w:r>
+        <w:rPr>
+          <w:color w:val="080808"/>
+        </w:rPr>
+        <w:t xml:space="preserve">, ask whether a book is overdue and store the answer in [overdue]. Display </w:t>
+      </w:r>
+      <w:r>
+        <w:rPr>
+          <w:color w:val="067D17"/>
+          <w:rFonts w:ascii="Consolas" w:hAnsi="Consolas"/>
+        </w:rPr>
+        <w:t>"Return the overdue book first."</w:t>
+      </w:r>
+      <w:r>
+        <w:rPr>
+          <w:color w:val="080808"/>
+        </w:rPr>
+        <w:t xml:space="preserve"> when [overdue] is </w:t>
+      </w:r>
+      <w:r>
+        <w:rPr>
+          <w:color w:val="067D17"/>
+          <w:rFonts w:ascii="Consolas" w:hAnsi="Consolas"/>
+        </w:rPr>
+        <w:t>"yes"</w:t>
+      </w:r>
+      <w:r>
+        <w:rPr>
+          <w:color w:val="080808"/>
+        </w:rPr>
+        <w:t xml:space="preserve">; otherwise display </w:t>
+      </w:r>
+      <w:r>
+        <w:rPr>
+          <w:color w:val="067D17"/>
+          <w:rFonts w:ascii="Consolas" w:hAnsi="Consolas"/>
+        </w:rPr>
+        <w:t>"You may borrow a book."</w:t>
+      </w:r>
+      <w:r>
+        <w:rPr>
+          <w:color w:val="080808"/>
+        </w:rPr>
+        <w:t xml:space="preserve"> When [has_card] is </w:t>
+      </w:r>
+      <w:r>
+        <w:rPr>
+          <w:color w:val="067D17"/>
+          <w:rFonts w:ascii="Consolas" w:hAnsi="Consolas"/>
+        </w:rPr>
+        <w:t>"no"</w:t>
+      </w:r>
+      <w:r>
+        <w:rPr>
+          <w:color w:val="080808"/>
+        </w:rPr>
+        <w:t xml:space="preserve">, display </w:t>
+      </w:r>
+      <w:r>
+        <w:rPr>
+          <w:color w:val="067D17"/>
+          <w:rFonts w:ascii="Consolas" w:hAnsi="Consolas"/>
+        </w:rPr>
+        <w:t>"Apply for a library card."</w:t>
+      </w:r>
+      <w:r>
+        <w:rPr>
+          <w:color w:val="080808"/>
+        </w:rPr>
+        <w:t xml:space="preserve"> Test </w:t>
+      </w:r>
+      <w:r>
+        <w:rPr>
+          <w:color w:val="067D17"/>
+          <w:rFonts w:ascii="Consolas" w:hAnsi="Consolas"/>
+        </w:rPr>
+        <w:t>"yes"</w:t>
+      </w:r>
+      <w:r>
+        <w:rPr>
+          <w:color w:val="080808"/>
+        </w:rPr>
+        <w:t xml:space="preserve"> and </w:t>
+      </w:r>
+      <w:r>
+        <w:rPr>
+          <w:color w:val="067D17"/>
+          <w:rFonts w:ascii="Consolas" w:hAnsi="Consolas"/>
+        </w:rPr>
+        <w:t>"yes"</w:t>
+      </w:r>
+      <w:r>
+        <w:rPr>
+          <w:color w:val="080808"/>
+        </w:rPr>
+        <w:t xml:space="preserve">, </w:t>
+      </w:r>
+      <w:r>
+        <w:rPr>
+          <w:color w:val="067D17"/>
+          <w:rFonts w:ascii="Consolas" w:hAnsi="Consolas"/>
+        </w:rPr>
+        <w:t>"yes"</w:t>
+      </w:r>
+      <w:r>
+        <w:rPr>
+          <w:color w:val="080808"/>
+        </w:rPr>
+        <w:t xml:space="preserve"> and </w:t>
+      </w:r>
+      <w:r>
+        <w:rPr>
+          <w:color w:val="067D17"/>
+          <w:rFonts w:ascii="Consolas" w:hAnsi="Consolas"/>
+        </w:rPr>
+        <w:t>"no"</w:t>
+      </w:r>
+      <w:r>
+        <w:rPr>
+          <w:color w:val="080808"/>
+        </w:rPr>
+        <w:t xml:space="preserve">, then </w:t>
+      </w:r>
+      <w:r>
+        <w:rPr>
+          <w:color w:val="067D17"/>
+          <w:rFonts w:ascii="Consolas" w:hAnsi="Consolas"/>
+        </w:rPr>
+        <w:t>"no"</w:t>
+      </w:r>
+      <w:r>
+        <w:rPr>
+          <w:color w:val="080808"/>
+        </w:rPr>
+        <w:t>; verify all three outputs.</w:t>
       </w:r>
     </w:p>
     <w:p>

--- a/Mapped Curriculum Lesson - Supplemental Material/Grade 6/Lesson 07 - Nested Decisions/Nested Decisions - Worksheet.docx
+++ b/Mapped Curriculum Lesson - Supplemental Material/Grade 6/Lesson 07 - Nested Decisions/Nested Decisions - Worksheet.docx
@@ -1400,25 +1400,120 @@
         <w:rPr>
           <w:color w:val="080808"/>
         </w:rPr>
-        <w:t xml:space="preserve">When [raining] is </w:t>
+        <w:t xml:space="preserve">Change the inner question in the example to ask for </w:t>
       </w:r>
       <w:r>
         <w:rPr>
           <w:color w:val="067D17"/>
-          <w:rFonts w:ascii="Consolas" w:hAnsi="Consolas"/>
-        </w:rPr>
-        <w:t>"yes"</w:t>
-      </w:r>
-      <w:r>
-        <w:rPr>
-          <w:color w:val="080808"/>
-        </w:rPr>
-        <w:t xml:space="preserve">, ask whether the wind is strong or light and store the answer in [wind_strength]. Display </w:t>
+          <w:rFonts w:ascii="JetBrains Mono" w:hAnsi="JetBrains Mono"/>
+          <w:sz w:val="20"/>
+          <w:szCs w:val="20"/>
+        </w:rPr>
+        <w:t>"strong"</w:t>
+      </w:r>
+      <w:r>
+        <w:rPr>
+          <w:color w:val="080808"/>
+        </w:rPr>
+        <w:t xml:space="preserve">, </w:t>
       </w:r>
       <w:r>
         <w:rPr>
           <w:color w:val="067D17"/>
-          <w:rFonts w:ascii="Consolas" w:hAnsi="Consolas"/>
+          <w:rFonts w:ascii="JetBrains Mono" w:hAnsi="JetBrains Mono"/>
+          <w:sz w:val="20"/>
+          <w:szCs w:val="20"/>
+        </w:rPr>
+        <w:t>"light"</w:t>
+      </w:r>
+      <w:r>
+        <w:rPr>
+          <w:color w:val="080808"/>
+        </w:rPr>
+        <w:t xml:space="preserve"> or </w:t>
+      </w:r>
+      <w:r>
+        <w:rPr>
+          <w:color w:val="067D17"/>
+          <w:rFonts w:ascii="JetBrains Mono" w:hAnsi="JetBrains Mono"/>
+          <w:sz w:val="20"/>
+          <w:szCs w:val="20"/>
+        </w:rPr>
+        <w:t>"none"</w:t>
+      </w:r>
+      <w:r>
+        <w:rPr>
+          <w:color w:val="080808"/>
+        </w:rPr>
+        <w:t xml:space="preserve"> wind and store the answer in </w:t>
+      </w:r>
+      <w:r>
+        <w:rPr>
+          <w:color w:val="6A1B9A"/>
+          <w:rFonts w:ascii="JetBrains Mono" w:hAnsi="JetBrains Mono"/>
+          <w:sz w:val="20"/>
+          <w:szCs w:val="20"/>
+          <w:shd w:val="clear" w:color="auto" w:fill="ECEAF4"/>
+        </w:rPr>
+        <w:t> wind </w:t>
+      </w:r>
+      <w:r>
+        <w:rPr>
+          <w:color w:val="080808"/>
+        </w:rPr>
+        <w:t xml:space="preserve">. Use </w:t>
+      </w:r>
+      <w:r>
+        <w:rPr>
+          <w:color w:val="1750EB"/>
+          <w:rFonts w:ascii="JetBrains Mono" w:hAnsi="JetBrains Mono"/>
+          <w:sz w:val="20"/>
+          <w:szCs w:val="20"/>
+        </w:rPr>
+        <w:t>if</w:t>
+      </w:r>
+      <w:r>
+        <w:rPr>
+          <w:color w:val="080808"/>
+        </w:rPr>
+        <w:t xml:space="preserve">, </w:t>
+      </w:r>
+      <w:r>
+        <w:rPr>
+          <w:color w:val="1750EB"/>
+          <w:rFonts w:ascii="JetBrains Mono" w:hAnsi="JetBrains Mono"/>
+          <w:sz w:val="20"/>
+          <w:szCs w:val="20"/>
+        </w:rPr>
+        <w:t>elif</w:t>
+      </w:r>
+      <w:r>
+        <w:rPr>
+          <w:color w:val="080808"/>
+        </w:rPr>
+        <w:t xml:space="preserve"> and </w:t>
+      </w:r>
+      <w:r>
+        <w:rPr>
+          <w:color w:val="1750EB"/>
+          <w:rFonts w:ascii="JetBrains Mono" w:hAnsi="JetBrains Mono"/>
+          <w:sz w:val="20"/>
+          <w:szCs w:val="20"/>
+        </w:rPr>
+        <w:t>else</w:t>
+      </w:r>
+      <w:r>
+        <w:rPr>
+          <w:color w:val="080808"/>
+        </w:rPr>
+        <w:t xml:space="preserve"> inside the rain route to display </w:t>
+      </w:r>
+      <w:r>
+        <w:rPr>
+          <w:color w:val="067D17"/>
+          <w:rFonts w:ascii="JetBrains Mono" w:hAnsi="JetBrains Mono"/>
+          <w:sz w:val="20"/>
+          <w:szCs w:val="20"/>
         </w:rPr>
         <w:t>"Wear a coat."</w:t>
       </w:r>
@@ -1426,131 +1521,37 @@
         <w:rPr>
           <w:color w:val="080808"/>
         </w:rPr>
-        <w:t xml:space="preserve"> for </w:t>
+        <w:t xml:space="preserve">, </w:t>
       </w:r>
       <w:r>
         <w:rPr>
           <w:color w:val="067D17"/>
-          <w:rFonts w:ascii="Consolas" w:hAnsi="Consolas"/>
-        </w:rPr>
-        <w:t>"strong"</w:t>
-      </w:r>
-      <w:r>
-        <w:rPr>
-          <w:color w:val="080808"/>
-        </w:rPr>
-        <w:t xml:space="preserve"> and </w:t>
+          <w:rFonts w:ascii="JetBrains Mono" w:hAnsi="JetBrains Mono"/>
+          <w:sz w:val="20"/>
+          <w:szCs w:val="20"/>
+        </w:rPr>
+        <w:t>"Take an umbrella."</w:t>
+      </w:r>
+      <w:r>
+        <w:rPr>
+          <w:color w:val="080808"/>
+        </w:rPr>
+        <w:t xml:space="preserve"> or </w:t>
       </w:r>
       <w:r>
         <w:rPr>
           <w:color w:val="067D17"/>
-          <w:rFonts w:ascii="Consolas" w:hAnsi="Consolas"/>
-        </w:rPr>
-        <w:t>"Take an umbrella."</w:t>
-      </w:r>
-      <w:r>
-        <w:rPr>
-          <w:color w:val="080808"/>
-        </w:rPr>
-        <w:t xml:space="preserve"> for </w:t>
-      </w:r>
-      <w:r>
-        <w:rPr>
-          <w:color w:val="067D17"/>
-          <w:rFonts w:ascii="Consolas" w:hAnsi="Consolas"/>
-        </w:rPr>
-        <w:t>"light"</w:t>
-      </w:r>
-      <w:r>
-        <w:rPr>
-          <w:color w:val="080808"/>
-        </w:rPr>
-        <w:t xml:space="preserve">. Keep </w:t>
-      </w:r>
-      <w:r>
-        <w:rPr>
-          <w:color w:val="067D17"/>
-          <w:rFonts w:ascii="Consolas" w:hAnsi="Consolas"/>
-        </w:rPr>
-        <w:t>"No rain gear needed."</w:t>
-      </w:r>
-      <w:r>
-        <w:rPr>
-          <w:color w:val="080808"/>
-        </w:rPr>
-        <w:t xml:space="preserve"> when [raining] is </w:t>
-      </w:r>
-      <w:r>
-        <w:rPr>
-          <w:color w:val="067D17"/>
-          <w:rFonts w:ascii="Consolas" w:hAnsi="Consolas"/>
-        </w:rPr>
-        <w:t>"no"</w:t>
-      </w:r>
-      <w:r>
-        <w:rPr>
-          <w:color w:val="080808"/>
-        </w:rPr>
-        <w:t xml:space="preserve">. Test </w:t>
-      </w:r>
-      <w:r>
-        <w:rPr>
-          <w:color w:val="067D17"/>
-          <w:rFonts w:ascii="Consolas" w:hAnsi="Consolas"/>
-        </w:rPr>
-        <w:t>"yes"</w:t>
-      </w:r>
-      <w:r>
-        <w:rPr>
-          <w:color w:val="080808"/>
-        </w:rPr>
-        <w:t xml:space="preserve"> and </w:t>
-      </w:r>
-      <w:r>
-        <w:rPr>
-          <w:color w:val="067D17"/>
-          <w:rFonts w:ascii="Consolas" w:hAnsi="Consolas"/>
-        </w:rPr>
-        <w:t>"strong"</w:t>
-      </w:r>
-      <w:r>
-        <w:rPr>
-          <w:color w:val="080808"/>
-        </w:rPr>
-        <w:t xml:space="preserve">; display </w:t>
-      </w:r>
-      <w:r>
-        <w:rPr>
-          <w:color w:val="067D17"/>
-          <w:rFonts w:ascii="Consolas" w:hAnsi="Consolas"/>
-        </w:rPr>
-        <w:t>"Wear a coat."</w:t>
-      </w:r>
-      <w:r>
-        <w:rPr>
-          <w:color w:val="080808"/>
-        </w:rPr>
-        <w:t xml:space="preserve"> Test </w:t>
-      </w:r>
-      <w:r>
-        <w:rPr>
-          <w:color w:val="067D17"/>
-          <w:rFonts w:ascii="Consolas" w:hAnsi="Consolas"/>
-        </w:rPr>
-        <w:t>"no"</w:t>
-      </w:r>
-      <w:r>
-        <w:rPr>
-          <w:color w:val="080808"/>
-        </w:rPr>
-        <w:t xml:space="preserve">; display </w:t>
-      </w:r>
-      <w:r>
-        <w:rPr>
-          <w:color w:val="067D17"/>
-          <w:rFonts w:ascii="Consolas" w:hAnsi="Consolas"/>
-        </w:rPr>
-        <w:t>"No rain gear needed."</w:t>
+          <w:rFonts w:ascii="JetBrains Mono" w:hAnsi="JetBrains Mono"/>
+          <w:sz w:val="20"/>
+          <w:szCs w:val="20"/>
+        </w:rPr>
+        <w:t>"A hood will do."</w:t>
+      </w:r>
+      <w:r>
+        <w:rPr>
+          <w:color w:val="080808"/>
+        </w:rPr>
+        <w:t xml:space="preserve"> Test each answer.</w:t>
       </w:r>
     </w:p>
     <w:p w14:noSpellErr="1">
@@ -1640,12 +1641,74 @@
         <w:rPr>
           <w:color w:val="080808"/>
         </w:rPr>
-        <w:t xml:space="preserve">Change the decision for when [raining] is </w:t>
+        <w:t xml:space="preserve">Extend the example's no-rain route. Ask whether it is sunny and use a nested </w:t>
+      </w:r>
+      <w:r>
+        <w:rPr>
+          <w:color w:val="1750EB"/>
+          <w:rFonts w:ascii="JetBrains Mono" w:hAnsi="JetBrains Mono"/>
+          <w:sz w:val="20"/>
+          <w:szCs w:val="20"/>
+        </w:rPr>
+        <w:t>if</w:t>
+      </w:r>
+      <w:r>
+        <w:rPr>
+          <w:color w:val="080808"/>
+        </w:rPr>
+        <w:t xml:space="preserve"> statement to display </w:t>
       </w:r>
       <w:r>
         <w:rPr>
           <w:color w:val="067D17"/>
-          <w:rFonts w:ascii="Consolas" w:hAnsi="Consolas"/>
+          <w:rFonts w:ascii="JetBrains Mono" w:hAnsi="JetBrains Mono"/>
+          <w:sz w:val="20"/>
+          <w:szCs w:val="20"/>
+        </w:rPr>
+        <w:t>"Take sunglasses."</w:t>
+      </w:r>
+      <w:r>
+        <w:rPr>
+          <w:color w:val="080808"/>
+        </w:rPr>
+        <w:t xml:space="preserve"> for </w:t>
+      </w:r>
+      <w:r>
+        <w:rPr>
+          <w:color w:val="067D17"/>
+          <w:rFonts w:ascii="JetBrains Mono" w:hAnsi="JetBrains Mono"/>
+          <w:sz w:val="20"/>
+          <w:szCs w:val="20"/>
+        </w:rPr>
+        <w:t>"yes"</w:t>
+      </w:r>
+      <w:r>
+        <w:rPr>
+          <w:color w:val="080808"/>
+        </w:rPr>
+        <w:t xml:space="preserve"> and </w:t>
+      </w:r>
+      <w:r>
+        <w:rPr>
+          <w:color w:val="067D17"/>
+          <w:rFonts w:ascii="JetBrains Mono" w:hAnsi="JetBrains Mono"/>
+          <w:sz w:val="20"/>
+          <w:szCs w:val="20"/>
+        </w:rPr>
+        <w:t>"No weather gear needed."</w:t>
+      </w:r>
+      <w:r>
+        <w:rPr>
+          <w:color w:val="080808"/>
+        </w:rPr>
+        <w:t xml:space="preserve"> otherwise. Test </w:t>
+      </w:r>
+      <w:r>
+        <w:rPr>
+          <w:color w:val="067D17"/>
+          <w:rFonts w:ascii="JetBrains Mono" w:hAnsi="JetBrains Mono"/>
+          <w:sz w:val="20"/>
+          <w:szCs w:val="20"/>
         </w:rPr>
         <w:t>"no"</w:t>
       </w:r>
@@ -1653,51 +1716,44 @@
         <w:rPr>
           <w:color w:val="080808"/>
         </w:rPr>
-        <w:t xml:space="preserve">. Ask whether it is sunny and store the answer in [sunny]. Display </w:t>
+        <w:t xml:space="preserve"> then </w:t>
       </w:r>
       <w:r>
         <w:rPr>
           <w:color w:val="067D17"/>
-          <w:rFonts w:ascii="Consolas" w:hAnsi="Consolas"/>
-        </w:rPr>
-        <w:t>"Take sunglasses."</w:t>
-      </w:r>
-      <w:r>
-        <w:rPr>
-          <w:color w:val="080808"/>
-        </w:rPr>
-        <w:t xml:space="preserve"> when [sunny] is </w:t>
+          <w:rFonts w:ascii="JetBrains Mono" w:hAnsi="JetBrains Mono"/>
+          <w:sz w:val="20"/>
+          <w:szCs w:val="20"/>
+        </w:rPr>
+        <w:t>"yes"</w:t>
+      </w:r>
+      <w:r>
+        <w:rPr>
+          <w:color w:val="080808"/>
+        </w:rPr>
+        <w:t xml:space="preserve">, and </w:t>
       </w:r>
       <w:r>
         <w:rPr>
           <w:color w:val="067D17"/>
-          <w:rFonts w:ascii="Consolas" w:hAnsi="Consolas"/>
-        </w:rPr>
-        <w:t>"yes"</w:t>
-      </w:r>
-      <w:r>
-        <w:rPr>
-          <w:color w:val="080808"/>
-        </w:rPr>
-        <w:t xml:space="preserve">; otherwise display </w:t>
+          <w:rFonts w:ascii="JetBrains Mono" w:hAnsi="JetBrains Mono"/>
+          <w:sz w:val="20"/>
+          <w:szCs w:val="20"/>
+        </w:rPr>
+        <w:t>"no"</w:t>
+      </w:r>
+      <w:r>
+        <w:rPr>
+          <w:color w:val="080808"/>
+        </w:rPr>
+        <w:t xml:space="preserve"> then </w:t>
       </w:r>
       <w:r>
         <w:rPr>
           <w:color w:val="067D17"/>
-          <w:rFonts w:ascii="Consolas" w:hAnsi="Consolas"/>
-        </w:rPr>
-        <w:t>"No weather gear needed."</w:t>
-      </w:r>
-      <w:r>
-        <w:rPr>
-          <w:color w:val="080808"/>
-        </w:rPr>
-        <w:t xml:space="preserve"> Keep the two rain outputs unchanged. Test </w:t>
-      </w:r>
-      <w:r>
-        <w:rPr>
-          <w:color w:val="067D17"/>
-          <w:rFonts w:ascii="Consolas" w:hAnsi="Consolas"/>
+          <w:rFonts w:ascii="JetBrains Mono" w:hAnsi="JetBrains Mono"/>
+          <w:sz w:val="20"/>
+          <w:szCs w:val="20"/>
         </w:rPr>
         <w:t>"no"</w:t>
       </w:r>
@@ -1705,66 +1761,7 @@
         <w:rPr>
           <w:color w:val="080808"/>
         </w:rPr>
-        <w:t xml:space="preserve"> and </w:t>
-      </w:r>
-      <w:r>
-        <w:rPr>
-          <w:color w:val="067D17"/>
-          <w:rFonts w:ascii="Consolas" w:hAnsi="Consolas"/>
-        </w:rPr>
-        <w:t>"yes"</w:t>
-      </w:r>
-      <w:r>
-        <w:rPr>
-          <w:color w:val="080808"/>
-        </w:rPr>
-        <w:t xml:space="preserve">; display </w:t>
-      </w:r>
-      <w:r>
-        <w:rPr>
-          <w:color w:val="067D17"/>
-          <w:rFonts w:ascii="Consolas" w:hAnsi="Consolas"/>
-        </w:rPr>
-        <w:t>"Take sunglasses."</w:t>
-      </w:r>
-      <w:r>
-        <w:rPr>
-          <w:color w:val="080808"/>
-        </w:rPr>
-        <w:t xml:space="preserve"> Test </w:t>
-      </w:r>
-      <w:r>
-        <w:rPr>
-          <w:color w:val="067D17"/>
-          <w:rFonts w:ascii="Consolas" w:hAnsi="Consolas"/>
-        </w:rPr>
-        <w:t>"no"</w:t>
-      </w:r>
-      <w:r>
-        <w:rPr>
-          <w:color w:val="080808"/>
-        </w:rPr>
-        <w:t xml:space="preserve"> and </w:t>
-      </w:r>
-      <w:r>
-        <w:rPr>
-          <w:color w:val="067D17"/>
-          <w:rFonts w:ascii="Consolas" w:hAnsi="Consolas"/>
-        </w:rPr>
-        <w:t>"no"</w:t>
-      </w:r>
-      <w:r>
-        <w:rPr>
-          <w:color w:val="080808"/>
-        </w:rPr>
-        <w:t xml:space="preserve">; display </w:t>
-      </w:r>
-      <w:r>
-        <w:rPr>
-          <w:color w:val="067D17"/>
-          <w:rFonts w:ascii="Consolas" w:hAnsi="Consolas"/>
-        </w:rPr>
-        <w:t>"No weather gear needed."</w:t>
+        <w:t>.</w:t>
       </w:r>
     </w:p>
     <w:p>
@@ -1791,12 +1788,14 @@
         <w:rPr>
           <w:color w:val="080808"/>
         </w:rPr>
-        <w:t xml:space="preserve">Ask whether the visitor has a library card and store the answer in [has_card]. Use a nested </w:t>
+        <w:t xml:space="preserve">Create a library program that asks whether the visitor has a card. Use a nested </w:t>
       </w:r>
       <w:r>
         <w:rPr>
           <w:color w:val="1750EB"/>
-          <w:rFonts w:ascii="Consolas" w:hAnsi="Consolas"/>
+          <w:rFonts w:ascii="JetBrains Mono" w:hAnsi="JetBrains Mono"/>
+          <w:sz w:val="20"/>
+          <w:szCs w:val="20"/>
         </w:rPr>
         <w:t>if</w:t>
       </w:r>
@@ -1804,77 +1803,44 @@
         <w:rPr>
           <w:color w:val="080808"/>
         </w:rPr>
-        <w:t xml:space="preserve"> statement. When [has_card] is </w:t>
+        <w:t xml:space="preserve"> statement so only card holders are asked whether a book is overdue. Display </w:t>
       </w:r>
       <w:r>
         <w:rPr>
           <w:color w:val="067D17"/>
-          <w:rFonts w:ascii="Consolas" w:hAnsi="Consolas"/>
-        </w:rPr>
-        <w:t>"yes"</w:t>
-      </w:r>
-      <w:r>
-        <w:rPr>
-          <w:color w:val="080808"/>
-        </w:rPr>
-        <w:t xml:space="preserve">, ask whether a book is overdue and store the answer in [overdue]. Display </w:t>
+          <w:rFonts w:ascii="JetBrains Mono" w:hAnsi="JetBrains Mono"/>
+          <w:sz w:val="20"/>
+          <w:szCs w:val="20"/>
+        </w:rPr>
+        <w:t>"Return the overdue book first."</w:t>
+      </w:r>
+      <w:r>
+        <w:rPr>
+          <w:color w:val="080808"/>
+        </w:rPr>
+        <w:t xml:space="preserve">, </w:t>
       </w:r>
       <w:r>
         <w:rPr>
           <w:color w:val="067D17"/>
-          <w:rFonts w:ascii="Consolas" w:hAnsi="Consolas"/>
-        </w:rPr>
-        <w:t>"Return the overdue book first."</w:t>
-      </w:r>
-      <w:r>
-        <w:rPr>
-          <w:color w:val="080808"/>
-        </w:rPr>
-        <w:t xml:space="preserve"> when [overdue] is </w:t>
+          <w:rFonts w:ascii="JetBrains Mono" w:hAnsi="JetBrains Mono"/>
+          <w:sz w:val="20"/>
+          <w:szCs w:val="20"/>
+        </w:rPr>
+        <w:t>"You may borrow a book."</w:t>
+      </w:r>
+      <w:r>
+        <w:rPr>
+          <w:color w:val="080808"/>
+        </w:rPr>
+        <w:t xml:space="preserve"> or </w:t>
       </w:r>
       <w:r>
         <w:rPr>
           <w:color w:val="067D17"/>
-          <w:rFonts w:ascii="Consolas" w:hAnsi="Consolas"/>
-        </w:rPr>
-        <w:t>"yes"</w:t>
-      </w:r>
-      <w:r>
-        <w:rPr>
-          <w:color w:val="080808"/>
-        </w:rPr>
-        <w:t xml:space="preserve">; otherwise display </w:t>
-      </w:r>
-      <w:r>
-        <w:rPr>
-          <w:color w:val="067D17"/>
-          <w:rFonts w:ascii="Consolas" w:hAnsi="Consolas"/>
-        </w:rPr>
-        <w:t>"You may borrow a book."</w:t>
-      </w:r>
-      <w:r>
-        <w:rPr>
-          <w:color w:val="080808"/>
-        </w:rPr>
-        <w:t xml:space="preserve"> When [has_card] is </w:t>
-      </w:r>
-      <w:r>
-        <w:rPr>
-          <w:color w:val="067D17"/>
-          <w:rFonts w:ascii="Consolas" w:hAnsi="Consolas"/>
-        </w:rPr>
-        <w:t>"no"</w:t>
-      </w:r>
-      <w:r>
-        <w:rPr>
-          <w:color w:val="080808"/>
-        </w:rPr>
-        <w:t xml:space="preserve">, display </w:t>
-      </w:r>
-      <w:r>
-        <w:rPr>
-          <w:color w:val="067D17"/>
-          <w:rFonts w:ascii="Consolas" w:hAnsi="Consolas"/>
+          <w:rFonts w:ascii="JetBrains Mono" w:hAnsi="JetBrains Mono"/>
+          <w:sz w:val="20"/>
+          <w:szCs w:val="20"/>
         </w:rPr>
         <w:t>"Apply for a library card."</w:t>
       </w:r>
@@ -1882,72 +1848,7 @@
         <w:rPr>
           <w:color w:val="080808"/>
         </w:rPr>
-        <w:t xml:space="preserve"> Test </w:t>
-      </w:r>
-      <w:r>
-        <w:rPr>
-          <w:color w:val="067D17"/>
-          <w:rFonts w:ascii="Consolas" w:hAnsi="Consolas"/>
-        </w:rPr>
-        <w:t>"yes"</w:t>
-      </w:r>
-      <w:r>
-        <w:rPr>
-          <w:color w:val="080808"/>
-        </w:rPr>
-        <w:t xml:space="preserve"> and </w:t>
-      </w:r>
-      <w:r>
-        <w:rPr>
-          <w:color w:val="067D17"/>
-          <w:rFonts w:ascii="Consolas" w:hAnsi="Consolas"/>
-        </w:rPr>
-        <w:t>"yes"</w:t>
-      </w:r>
-      <w:r>
-        <w:rPr>
-          <w:color w:val="080808"/>
-        </w:rPr>
-        <w:t xml:space="preserve">, </w:t>
-      </w:r>
-      <w:r>
-        <w:rPr>
-          <w:color w:val="067D17"/>
-          <w:rFonts w:ascii="Consolas" w:hAnsi="Consolas"/>
-        </w:rPr>
-        <w:t>"yes"</w:t>
-      </w:r>
-      <w:r>
-        <w:rPr>
-          <w:color w:val="080808"/>
-        </w:rPr>
-        <w:t xml:space="preserve"> and </w:t>
-      </w:r>
-      <w:r>
-        <w:rPr>
-          <w:color w:val="067D17"/>
-          <w:rFonts w:ascii="Consolas" w:hAnsi="Consolas"/>
-        </w:rPr>
-        <w:t>"no"</w:t>
-      </w:r>
-      <w:r>
-        <w:rPr>
-          <w:color w:val="080808"/>
-        </w:rPr>
-        <w:t xml:space="preserve">, then </w:t>
-      </w:r>
-      <w:r>
-        <w:rPr>
-          <w:color w:val="067D17"/>
-          <w:rFonts w:ascii="Consolas" w:hAnsi="Consolas"/>
-        </w:rPr>
-        <w:t>"no"</w:t>
-      </w:r>
-      <w:r>
-        <w:rPr>
-          <w:color w:val="080808"/>
-        </w:rPr>
-        <w:t>; verify all three outputs.</w:t>
+        <w:t xml:space="preserve"> Test all three routes.</w:t>
       </w:r>
     </w:p>
     <w:p>

--- a/Mapped Curriculum Lesson - Supplemental Material/Grade 6/Lesson 07 - Nested Decisions/Nested Decisions - Worksheet.docx
+++ b/Mapped Curriculum Lesson - Supplemental Material/Grade 6/Lesson 07 - Nested Decisions/Nested Decisions - Worksheet.docx
@@ -1465,7 +1465,7 @@
       </w:r>
       <w:r>
         <w:rPr>
-          <w:color w:val="1750EB"/>
+          <w:color w:val="C45E00"/>
           <w:rFonts w:ascii="JetBrains Mono" w:hAnsi="JetBrains Mono"/>
           <w:sz w:val="20"/>
           <w:szCs w:val="20"/>
@@ -1480,7 +1480,7 @@
       </w:r>
       <w:r>
         <w:rPr>
-          <w:color w:val="1750EB"/>
+          <w:color w:val="C45E00"/>
           <w:rFonts w:ascii="JetBrains Mono" w:hAnsi="JetBrains Mono"/>
           <w:sz w:val="20"/>
           <w:szCs w:val="20"/>
@@ -1495,7 +1495,7 @@
       </w:r>
       <w:r>
         <w:rPr>
-          <w:color w:val="1750EB"/>
+          <w:color w:val="C45E00"/>
           <w:rFonts w:ascii="JetBrains Mono" w:hAnsi="JetBrains Mono"/>
           <w:sz w:val="20"/>
           <w:szCs w:val="20"/>
@@ -1645,7 +1645,7 @@
       </w:r>
       <w:r>
         <w:rPr>
-          <w:color w:val="1750EB"/>
+          <w:color w:val="C45E00"/>
           <w:rFonts w:ascii="JetBrains Mono" w:hAnsi="JetBrains Mono"/>
           <w:sz w:val="20"/>
           <w:szCs w:val="20"/>
@@ -1792,7 +1792,7 @@
       </w:r>
       <w:r>
         <w:rPr>
-          <w:color w:val="1750EB"/>
+          <w:color w:val="C45E00"/>
           <w:rFonts w:ascii="JetBrains Mono" w:hAnsi="JetBrains Mono"/>
           <w:sz w:val="20"/>
           <w:szCs w:val="20"/>

--- a/Mapped Curriculum Lesson - Supplemental Material/Grade 6/Lesson 07 - Nested Decisions/Nested Decisions - Worksheet.docx
+++ b/Mapped Curriculum Lesson - Supplemental Material/Grade 6/Lesson 07 - Nested Decisions/Nested Decisions - Worksheet.docx
@@ -90,8 +90,134 @@
           <w:rFonts w:ascii="JetBrains Mono" w:hAnsi="JetBrains Mono" w:cs="JetBrains Mono"/>
           <w:sz w:val="24"/>
           <w:szCs w:val="24"/>
+          <w:color w:val="C45E00"/>
+        </w:rPr>
+        <w:t>if</w:t>
+      </w:r>
+      <w:r>
+        <w:rPr>
+          <w:rFonts w:ascii="JetBrains Mono" w:hAnsi="JetBrains Mono" w:cs="JetBrains Mono"/>
+          <w:sz w:val="24"/>
+          <w:szCs w:val="24"/>
+          <w:color w:val="080808"/>
+        </w:rPr>
+        <w:t xml:space="preserve"> raining </w:t>
+      </w:r>
+      <w:r>
+        <w:rPr>
+          <w:rFonts w:ascii="Consolas" w:hAnsi="Consolas" w:cs="JetBrains Mono"/>
+          <w:sz w:val="24"/>
+          <w:szCs w:val="24"/>
+          <w:color w:val="080808"/>
+        </w:rPr>
+        <w:t>==</w:t>
+      </w:r>
+      <w:r>
+        <w:rPr>
+          <w:rFonts w:ascii="JetBrains Mono" w:hAnsi="JetBrains Mono" w:cs="JetBrains Mono"/>
+          <w:sz w:val="24"/>
+          <w:szCs w:val="24"/>
+          <w:color w:val="080808"/>
+        </w:rPr>
+        <w:t xml:space="preserve"> </w:t>
+      </w:r>
+      <w:r>
+        <w:rPr>
+          <w:rFonts w:ascii="JetBrains Mono" w:hAnsi="JetBrains Mono" w:cs="JetBrains Mono"/>
+          <w:sz w:val="24"/>
+          <w:szCs w:val="24"/>
+          <w:color w:val="067D17"/>
+        </w:rPr>
+        <w:t>"yes"</w:t>
+      </w:r>
+      <w:r>
+        <w:rPr>
+          <w:rFonts w:ascii="JetBrains Mono" w:hAnsi="JetBrains Mono" w:cs="JetBrains Mono"/>
+          <w:sz w:val="24"/>
+          <w:szCs w:val="24"/>
+          <w:color w:val="080808"/>
+        </w:rPr>
+        <w:t>:</w:t>
+      </w:r>
+      <w:r>
+        <w:rPr>
+          <w:rFonts w:ascii="JetBrains Mono" w:hAnsi="JetBrains Mono" w:cs="JetBrains Mono"/>
+          <w:sz w:val="24"/>
+          <w:szCs w:val="24"/>
+          <w:color w:val="080808"/>
+        </w:rPr>
+        <w:br/>
+      </w:r>
+      <w:r>
+        <w:rPr>
+          <w:rFonts w:ascii="JetBrains Mono" w:hAnsi="JetBrains Mono" w:cs="JetBrains Mono"/>
+          <w:sz w:val="24"/>
+          <w:szCs w:val="24"/>
+          <w:color w:val="080808"/>
+        </w:rPr>
+        <w:t xml:space="preserve">    windy = </w:t>
+      </w:r>
+      <w:r>
+        <w:rPr>
+          <w:rFonts w:ascii="JetBrains Mono" w:hAnsi="JetBrains Mono" w:cs="JetBrains Mono"/>
+          <w:sz w:val="24"/>
+          <w:szCs w:val="24"/>
           <w:color w:val="1750EB"/>
         </w:rPr>
+        <w:t>input</w:t>
+      </w:r>
+      <w:r>
+        <w:rPr>
+          <w:rFonts w:ascii="JetBrains Mono" w:hAnsi="JetBrains Mono" w:cs="JetBrains Mono"/>
+          <w:sz w:val="24"/>
+          <w:szCs w:val="24"/>
+          <w:color w:val="080808"/>
+        </w:rPr>
+        <w:t>(</w:t>
+      </w:r>
+      <w:r>
+        <w:rPr>
+          <w:rFonts w:ascii="JetBrains Mono" w:hAnsi="JetBrains Mono" w:cs="JetBrains Mono"/>
+          <w:sz w:val="24"/>
+          <w:szCs w:val="24"/>
+          <w:color w:val="067D17"/>
+        </w:rPr>
+        <w:t>"Is it windy? yes/no: "</w:t>
+      </w:r>
+      <w:r>
+        <w:rPr>
+          <w:rFonts w:ascii="JetBrains Mono" w:hAnsi="JetBrains Mono" w:cs="JetBrains Mono"/>
+          <w:sz w:val="24"/>
+          <w:szCs w:val="24"/>
+          <w:color w:val="080808"/>
+        </w:rPr>
+        <w:t>)</w:t>
+      </w:r>
+      <w:r>
+        <w:rPr>
+          <w:rFonts w:ascii="JetBrains Mono" w:hAnsi="JetBrains Mono" w:cs="JetBrains Mono"/>
+          <w:sz w:val="24"/>
+          <w:szCs w:val="24"/>
+          <w:color w:val="080808"/>
+        </w:rPr>
+        <w:br/>
+      </w:r>
+      <w:r>
+        <w:rPr>
+          <w:rFonts w:ascii="JetBrains Mono" w:hAnsi="JetBrains Mono" w:cs="JetBrains Mono"/>
+          <w:sz w:val="24"/>
+          <w:szCs w:val="24"/>
+          <w:color w:val="080808"/>
+        </w:rPr>
+        <w:t xml:space="preserve">    </w:t>
+      </w:r>
+      <w:r>
+        <w:rPr>
+          <w:rFonts w:ascii="JetBrains Mono" w:hAnsi="JetBrains Mono" w:cs="JetBrains Mono"/>
+          <w:sz w:val="24"/>
+          <w:szCs w:val="24"/>
+          <w:color w:val="C45E00"/>
+        </w:rPr>
         <w:t>if</w:t>
       </w:r>
       <w:r>
@@ -101,7 +227,7 @@
           <w:szCs w:val="24"/>
           <w:color w:val="080808"/>
         </w:rPr>
-        <w:t xml:space="preserve"> raining </w:t>
+        <w:t xml:space="preserve"> windy </w:t>
       </w:r>
       <w:r>
         <w:rPr>
@@ -155,7 +281,7 @@
           <w:szCs w:val="24"/>
           <w:color w:val="080808"/>
         </w:rPr>
-        <w:t xml:space="preserve">    windy = </w:t>
+        <w:t xml:space="preserve">        </w:t>
       </w:r>
       <w:r>
         <w:rPr>
@@ -164,7 +290,7 @@
           <w:szCs w:val="24"/>
           <w:color w:val="1750EB"/>
         </w:rPr>
-        <w:t>input</w:t>
+        <w:t>print</w:t>
       </w:r>
       <w:r>
         <w:rPr>
@@ -182,7 +308,7 @@
           <w:szCs w:val="24"/>
           <w:color w:val="067D17"/>
         </w:rPr>
-        <w:t>"Is it windy? yes/no: "</w:t>
+        <w:t>"Wear a coat."</w:t>
       </w:r>
       <w:r>
         <w:rPr>
@@ -216,36 +342,54 @@
           <w:rFonts w:ascii="JetBrains Mono" w:hAnsi="JetBrains Mono" w:cs="JetBrains Mono"/>
           <w:sz w:val="24"/>
           <w:szCs w:val="24"/>
+          <w:color w:val="C45E00"/>
+        </w:rPr>
+        <w:t>else</w:t>
+      </w:r>
+      <w:r>
+        <w:rPr>
+          <w:rFonts w:ascii="JetBrains Mono" w:hAnsi="JetBrains Mono" w:cs="JetBrains Mono"/>
+          <w:sz w:val="24"/>
+          <w:szCs w:val="24"/>
+          <w:color w:val="080808"/>
+        </w:rPr>
+        <w:t>:</w:t>
+      </w:r>
+      <w:r>
+        <w:rPr>
+          <w:rFonts w:ascii="JetBrains Mono" w:hAnsi="JetBrains Mono" w:cs="JetBrains Mono"/>
+          <w:sz w:val="24"/>
+          <w:szCs w:val="24"/>
+          <w:color w:val="080808"/>
+        </w:rPr>
+        <w:br/>
+      </w:r>
+      <w:r>
+        <w:rPr>
+          <w:rFonts w:ascii="JetBrains Mono" w:hAnsi="JetBrains Mono" w:cs="JetBrains Mono"/>
+          <w:sz w:val="24"/>
+          <w:szCs w:val="24"/>
+          <w:color w:val="080808"/>
+        </w:rPr>
+        <w:t xml:space="preserve">        </w:t>
+      </w:r>
+      <w:r>
+        <w:rPr>
+          <w:rFonts w:ascii="JetBrains Mono" w:hAnsi="JetBrains Mono" w:cs="JetBrains Mono"/>
+          <w:sz w:val="24"/>
+          <w:szCs w:val="24"/>
           <w:color w:val="1750EB"/>
         </w:rPr>
-        <w:t>if</w:t>
-      </w:r>
-      <w:r>
-        <w:rPr>
-          <w:rFonts w:ascii="JetBrains Mono" w:hAnsi="JetBrains Mono" w:cs="JetBrains Mono"/>
-          <w:sz w:val="24"/>
-          <w:szCs w:val="24"/>
-          <w:color w:val="080808"/>
-        </w:rPr>
-        <w:t xml:space="preserve"> windy </w:t>
-      </w:r>
-      <w:r>
-        <w:rPr>
-          <w:rFonts w:ascii="Consolas" w:hAnsi="Consolas" w:cs="JetBrains Mono"/>
-          <w:sz w:val="24"/>
-          <w:szCs w:val="24"/>
-          <w:color w:val="080808"/>
-        </w:rPr>
-        <w:t>==</w:t>
-      </w:r>
-      <w:r>
-        <w:rPr>
-          <w:rFonts w:ascii="JetBrains Mono" w:hAnsi="JetBrains Mono" w:cs="JetBrains Mono"/>
-          <w:sz w:val="24"/>
-          <w:szCs w:val="24"/>
-          <w:color w:val="080808"/>
-        </w:rPr>
-        <w:t xml:space="preserve"> </w:t>
+        <w:t>print</w:t>
+      </w:r>
+      <w:r>
+        <w:rPr>
+          <w:rFonts w:ascii="JetBrains Mono" w:hAnsi="JetBrains Mono" w:cs="JetBrains Mono"/>
+          <w:sz w:val="24"/>
+          <w:szCs w:val="24"/>
+          <w:color w:val="080808"/>
+        </w:rPr>
+        <w:t>(</w:t>
       </w:r>
       <w:r>
         <w:rPr>
@@ -254,16 +398,16 @@
           <w:szCs w:val="24"/>
           <w:color w:val="067D17"/>
         </w:rPr>
-        <w:t>"yes"</w:t>
-      </w:r>
-      <w:r>
-        <w:rPr>
-          <w:rFonts w:ascii="JetBrains Mono" w:hAnsi="JetBrains Mono" w:cs="JetBrains Mono"/>
-          <w:sz w:val="24"/>
-          <w:szCs w:val="24"/>
-          <w:color w:val="080808"/>
-        </w:rPr>
-        <w:t>:</w:t>
+        <w:t>"Take an umbrella."</w:t>
+      </w:r>
+      <w:r>
+        <w:rPr>
+          <w:rFonts w:ascii="JetBrains Mono" w:hAnsi="JetBrains Mono" w:cs="JetBrains Mono"/>
+          <w:sz w:val="24"/>
+          <w:szCs w:val="24"/>
+          <w:color w:val="080808"/>
+        </w:rPr>
+        <w:t>)</w:t>
       </w:r>
       <w:r>
         <w:rPr>
@@ -279,151 +423,7 @@
           <w:rFonts w:ascii="JetBrains Mono" w:hAnsi="JetBrains Mono" w:cs="JetBrains Mono"/>
           <w:sz w:val="24"/>
           <w:szCs w:val="24"/>
-          <w:color w:val="080808"/>
-        </w:rPr>
-        <w:t xml:space="preserve">        </w:t>
-      </w:r>
-      <w:r>
-        <w:rPr>
-          <w:rFonts w:ascii="JetBrains Mono" w:hAnsi="JetBrains Mono" w:cs="JetBrains Mono"/>
-          <w:sz w:val="24"/>
-          <w:szCs w:val="24"/>
-          <w:color w:val="1750EB"/>
-        </w:rPr>
-        <w:t>print</w:t>
-      </w:r>
-      <w:r>
-        <w:rPr>
-          <w:rFonts w:ascii="JetBrains Mono" w:hAnsi="JetBrains Mono" w:cs="JetBrains Mono"/>
-          <w:sz w:val="24"/>
-          <w:szCs w:val="24"/>
-          <w:color w:val="080808"/>
-        </w:rPr>
-        <w:t>(</w:t>
-      </w:r>
-      <w:r>
-        <w:rPr>
-          <w:rFonts w:ascii="JetBrains Mono" w:hAnsi="JetBrains Mono" w:cs="JetBrains Mono"/>
-          <w:sz w:val="24"/>
-          <w:szCs w:val="24"/>
-          <w:color w:val="067D17"/>
-        </w:rPr>
-        <w:t>"Wear a coat."</w:t>
-      </w:r>
-      <w:r>
-        <w:rPr>
-          <w:rFonts w:ascii="JetBrains Mono" w:hAnsi="JetBrains Mono" w:cs="JetBrains Mono"/>
-          <w:sz w:val="24"/>
-          <w:szCs w:val="24"/>
-          <w:color w:val="080808"/>
-        </w:rPr>
-        <w:t>)</w:t>
-      </w:r>
-      <w:r>
-        <w:rPr>
-          <w:rFonts w:ascii="JetBrains Mono" w:hAnsi="JetBrains Mono" w:cs="JetBrains Mono"/>
-          <w:sz w:val="24"/>
-          <w:szCs w:val="24"/>
-          <w:color w:val="080808"/>
-        </w:rPr>
-        <w:br/>
-      </w:r>
-      <w:r>
-        <w:rPr>
-          <w:rFonts w:ascii="JetBrains Mono" w:hAnsi="JetBrains Mono" w:cs="JetBrains Mono"/>
-          <w:sz w:val="24"/>
-          <w:szCs w:val="24"/>
-          <w:color w:val="080808"/>
-        </w:rPr>
-        <w:t xml:space="preserve">    </w:t>
-      </w:r>
-      <w:r>
-        <w:rPr>
-          <w:rFonts w:ascii="JetBrains Mono" w:hAnsi="JetBrains Mono" w:cs="JetBrains Mono"/>
-          <w:sz w:val="24"/>
-          <w:szCs w:val="24"/>
-          <w:color w:val="1750EB"/>
-        </w:rPr>
-        <w:t>else</w:t>
-      </w:r>
-      <w:r>
-        <w:rPr>
-          <w:rFonts w:ascii="JetBrains Mono" w:hAnsi="JetBrains Mono" w:cs="JetBrains Mono"/>
-          <w:sz w:val="24"/>
-          <w:szCs w:val="24"/>
-          <w:color w:val="080808"/>
-        </w:rPr>
-        <w:t>:</w:t>
-      </w:r>
-      <w:r>
-        <w:rPr>
-          <w:rFonts w:ascii="JetBrains Mono" w:hAnsi="JetBrains Mono" w:cs="JetBrains Mono"/>
-          <w:sz w:val="24"/>
-          <w:szCs w:val="24"/>
-          <w:color w:val="080808"/>
-        </w:rPr>
-        <w:br/>
-      </w:r>
-      <w:r>
-        <w:rPr>
-          <w:rFonts w:ascii="JetBrains Mono" w:hAnsi="JetBrains Mono" w:cs="JetBrains Mono"/>
-          <w:sz w:val="24"/>
-          <w:szCs w:val="24"/>
-          <w:color w:val="080808"/>
-        </w:rPr>
-        <w:t xml:space="preserve">        </w:t>
-      </w:r>
-      <w:r>
-        <w:rPr>
-          <w:rFonts w:ascii="JetBrains Mono" w:hAnsi="JetBrains Mono" w:cs="JetBrains Mono"/>
-          <w:sz w:val="24"/>
-          <w:szCs w:val="24"/>
-          <w:color w:val="1750EB"/>
-        </w:rPr>
-        <w:t>print</w:t>
-      </w:r>
-      <w:r>
-        <w:rPr>
-          <w:rFonts w:ascii="JetBrains Mono" w:hAnsi="JetBrains Mono" w:cs="JetBrains Mono"/>
-          <w:sz w:val="24"/>
-          <w:szCs w:val="24"/>
-          <w:color w:val="080808"/>
-        </w:rPr>
-        <w:t>(</w:t>
-      </w:r>
-      <w:r>
-        <w:rPr>
-          <w:rFonts w:ascii="JetBrains Mono" w:hAnsi="JetBrains Mono" w:cs="JetBrains Mono"/>
-          <w:sz w:val="24"/>
-          <w:szCs w:val="24"/>
-          <w:color w:val="067D17"/>
-        </w:rPr>
-        <w:t>"Take an umbrella."</w:t>
-      </w:r>
-      <w:r>
-        <w:rPr>
-          <w:rFonts w:ascii="JetBrains Mono" w:hAnsi="JetBrains Mono" w:cs="JetBrains Mono"/>
-          <w:sz w:val="24"/>
-          <w:szCs w:val="24"/>
-          <w:color w:val="080808"/>
-        </w:rPr>
-        <w:t>)</w:t>
-      </w:r>
-      <w:r>
-        <w:rPr>
-          <w:rFonts w:ascii="JetBrains Mono" w:hAnsi="JetBrains Mono" w:cs="JetBrains Mono"/>
-          <w:sz w:val="24"/>
-          <w:szCs w:val="24"/>
-          <w:color w:val="080808"/>
-        </w:rPr>
-        <w:br/>
-      </w:r>
-      <w:r>
-        <w:rPr>
-          <w:rFonts w:ascii="JetBrains Mono" w:hAnsi="JetBrains Mono" w:cs="JetBrains Mono"/>
-          <w:sz w:val="24"/>
-          <w:szCs w:val="24"/>
-          <w:color w:val="1750EB"/>
+          <w:color w:val="C45E00"/>
         </w:rPr>
         <w:t>else</w:t>
       </w:r>
@@ -946,8 +946,134 @@
           <w:rFonts w:ascii="JetBrains Mono" w:hAnsi="JetBrains Mono" w:cs="JetBrains Mono"/>
           <w:sz w:val="24"/>
           <w:szCs w:val="24"/>
+          <w:color w:val="C45E00"/>
+        </w:rPr>
+        <w:t>if</w:t>
+      </w:r>
+      <w:r>
+        <w:rPr>
+          <w:rFonts w:ascii="JetBrains Mono" w:hAnsi="JetBrains Mono" w:cs="JetBrains Mono"/>
+          <w:sz w:val="24"/>
+          <w:szCs w:val="24"/>
+          <w:color w:val="080808"/>
+        </w:rPr>
+        <w:t xml:space="preserve"> raining </w:t>
+      </w:r>
+      <w:r>
+        <w:rPr>
+          <w:rFonts w:ascii="Consolas" w:hAnsi="Consolas" w:cs="JetBrains Mono"/>
+          <w:sz w:val="24"/>
+          <w:szCs w:val="24"/>
+          <w:color w:val="080808"/>
+        </w:rPr>
+        <w:t>==</w:t>
+      </w:r>
+      <w:r>
+        <w:rPr>
+          <w:rFonts w:ascii="JetBrains Mono" w:hAnsi="JetBrains Mono" w:cs="JetBrains Mono"/>
+          <w:sz w:val="24"/>
+          <w:szCs w:val="24"/>
+          <w:color w:val="080808"/>
+        </w:rPr>
+        <w:t xml:space="preserve"> </w:t>
+      </w:r>
+      <w:r>
+        <w:rPr>
+          <w:rFonts w:ascii="JetBrains Mono" w:hAnsi="JetBrains Mono" w:cs="JetBrains Mono"/>
+          <w:sz w:val="24"/>
+          <w:szCs w:val="24"/>
+          <w:color w:val="067D17"/>
+        </w:rPr>
+        <w:t>"yes"</w:t>
+      </w:r>
+      <w:r>
+        <w:rPr>
+          <w:rFonts w:ascii="JetBrains Mono" w:hAnsi="JetBrains Mono" w:cs="JetBrains Mono"/>
+          <w:sz w:val="24"/>
+          <w:szCs w:val="24"/>
+          <w:color w:val="080808"/>
+        </w:rPr>
+        <w:t>:</w:t>
+      </w:r>
+      <w:r>
+        <w:rPr>
+          <w:rFonts w:ascii="JetBrains Mono" w:hAnsi="JetBrains Mono" w:cs="JetBrains Mono"/>
+          <w:sz w:val="24"/>
+          <w:szCs w:val="24"/>
+          <w:color w:val="080808"/>
+        </w:rPr>
+        <w:br/>
+      </w:r>
+      <w:r>
+        <w:rPr>
+          <w:rFonts w:ascii="JetBrains Mono" w:hAnsi="JetBrains Mono" w:cs="JetBrains Mono"/>
+          <w:sz w:val="24"/>
+          <w:szCs w:val="24"/>
+          <w:color w:val="080808"/>
+        </w:rPr>
+        <w:t xml:space="preserve">    windy = </w:t>
+      </w:r>
+      <w:r>
+        <w:rPr>
+          <w:rFonts w:ascii="JetBrains Mono" w:hAnsi="JetBrains Mono" w:cs="JetBrains Mono"/>
+          <w:sz w:val="24"/>
+          <w:szCs w:val="24"/>
           <w:color w:val="1750EB"/>
         </w:rPr>
+        <w:t>input</w:t>
+      </w:r>
+      <w:r>
+        <w:rPr>
+          <w:rFonts w:ascii="JetBrains Mono" w:hAnsi="JetBrains Mono" w:cs="JetBrains Mono"/>
+          <w:sz w:val="24"/>
+          <w:szCs w:val="24"/>
+          <w:color w:val="080808"/>
+        </w:rPr>
+        <w:t>(</w:t>
+      </w:r>
+      <w:r>
+        <w:rPr>
+          <w:rFonts w:ascii="JetBrains Mono" w:hAnsi="JetBrains Mono" w:cs="JetBrains Mono"/>
+          <w:sz w:val="24"/>
+          <w:szCs w:val="24"/>
+          <w:color w:val="067D17"/>
+        </w:rPr>
+        <w:t>"Is it windy? yes/no: "</w:t>
+      </w:r>
+      <w:r>
+        <w:rPr>
+          <w:rFonts w:ascii="JetBrains Mono" w:hAnsi="JetBrains Mono" w:cs="JetBrains Mono"/>
+          <w:sz w:val="24"/>
+          <w:szCs w:val="24"/>
+          <w:color w:val="080808"/>
+        </w:rPr>
+        <w:t>)</w:t>
+      </w:r>
+      <w:r>
+        <w:rPr>
+          <w:rFonts w:ascii="JetBrains Mono" w:hAnsi="JetBrains Mono" w:cs="JetBrains Mono"/>
+          <w:sz w:val="24"/>
+          <w:szCs w:val="24"/>
+          <w:color w:val="080808"/>
+        </w:rPr>
+        <w:br/>
+      </w:r>
+      <w:r>
+        <w:rPr>
+          <w:rFonts w:ascii="JetBrains Mono" w:hAnsi="JetBrains Mono" w:cs="JetBrains Mono"/>
+          <w:sz w:val="24"/>
+          <w:szCs w:val="24"/>
+          <w:color w:val="080808"/>
+        </w:rPr>
+        <w:t xml:space="preserve">    </w:t>
+      </w:r>
+      <w:r>
+        <w:rPr>
+          <w:rFonts w:ascii="JetBrains Mono" w:hAnsi="JetBrains Mono" w:cs="JetBrains Mono"/>
+          <w:sz w:val="24"/>
+          <w:szCs w:val="24"/>
+          <w:color w:val="C45E00"/>
+        </w:rPr>
         <w:t>if</w:t>
       </w:r>
       <w:r>
@@ -957,7 +1083,7 @@
           <w:szCs w:val="24"/>
           <w:color w:val="080808"/>
         </w:rPr>
-        <w:t xml:space="preserve"> raining </w:t>
+        <w:t xml:space="preserve"> windy </w:t>
       </w:r>
       <w:r>
         <w:rPr>
@@ -1011,7 +1137,7 @@
           <w:szCs w:val="24"/>
           <w:color w:val="080808"/>
         </w:rPr>
-        <w:t xml:space="preserve">    windy = </w:t>
+        <w:t xml:space="preserve">        </w:t>
       </w:r>
       <w:r>
         <w:rPr>
@@ -1020,7 +1146,7 @@
           <w:szCs w:val="24"/>
           <w:color w:val="1750EB"/>
         </w:rPr>
-        <w:t>input</w:t>
+        <w:t>print</w:t>
       </w:r>
       <w:r>
         <w:rPr>
@@ -1038,7 +1164,7 @@
           <w:szCs w:val="24"/>
           <w:color w:val="067D17"/>
         </w:rPr>
-        <w:t>"Is it windy? yes/no: "</w:t>
+        <w:t>"Wear a coat."</w:t>
       </w:r>
       <w:r>
         <w:rPr>
@@ -1072,36 +1198,54 @@
           <w:rFonts w:ascii="JetBrains Mono" w:hAnsi="JetBrains Mono" w:cs="JetBrains Mono"/>
           <w:sz w:val="24"/>
           <w:szCs w:val="24"/>
+          <w:color w:val="C45E00"/>
+        </w:rPr>
+        <w:t>else</w:t>
+      </w:r>
+      <w:r>
+        <w:rPr>
+          <w:rFonts w:ascii="JetBrains Mono" w:hAnsi="JetBrains Mono" w:cs="JetBrains Mono"/>
+          <w:sz w:val="24"/>
+          <w:szCs w:val="24"/>
+          <w:color w:val="080808"/>
+        </w:rPr>
+        <w:t>:</w:t>
+      </w:r>
+      <w:r>
+        <w:rPr>
+          <w:rFonts w:ascii="JetBrains Mono" w:hAnsi="JetBrains Mono" w:cs="JetBrains Mono"/>
+          <w:sz w:val="24"/>
+          <w:szCs w:val="24"/>
+          <w:color w:val="080808"/>
+        </w:rPr>
+        <w:br/>
+      </w:r>
+      <w:r>
+        <w:rPr>
+          <w:rFonts w:ascii="JetBrains Mono" w:hAnsi="JetBrains Mono" w:cs="JetBrains Mono"/>
+          <w:sz w:val="24"/>
+          <w:szCs w:val="24"/>
+          <w:color w:val="080808"/>
+        </w:rPr>
+        <w:t xml:space="preserve">        </w:t>
+      </w:r>
+      <w:r>
+        <w:rPr>
+          <w:rFonts w:ascii="JetBrains Mono" w:hAnsi="JetBrains Mono" w:cs="JetBrains Mono"/>
+          <w:sz w:val="24"/>
+          <w:szCs w:val="24"/>
           <w:color w:val="1750EB"/>
         </w:rPr>
-        <w:t>if</w:t>
-      </w:r>
-      <w:r>
-        <w:rPr>
-          <w:rFonts w:ascii="JetBrains Mono" w:hAnsi="JetBrains Mono" w:cs="JetBrains Mono"/>
-          <w:sz w:val="24"/>
-          <w:szCs w:val="24"/>
-          <w:color w:val="080808"/>
-        </w:rPr>
-        <w:t xml:space="preserve"> windy </w:t>
-      </w:r>
-      <w:r>
-        <w:rPr>
-          <w:rFonts w:ascii="Consolas" w:hAnsi="Consolas" w:cs="JetBrains Mono"/>
-          <w:sz w:val="24"/>
-          <w:szCs w:val="24"/>
-          <w:color w:val="080808"/>
-        </w:rPr>
-        <w:t>==</w:t>
-      </w:r>
-      <w:r>
-        <w:rPr>
-          <w:rFonts w:ascii="JetBrains Mono" w:hAnsi="JetBrains Mono" w:cs="JetBrains Mono"/>
-          <w:sz w:val="24"/>
-          <w:szCs w:val="24"/>
-          <w:color w:val="080808"/>
-        </w:rPr>
-        <w:t xml:space="preserve"> </w:t>
+        <w:t>print</w:t>
+      </w:r>
+      <w:r>
+        <w:rPr>
+          <w:rFonts w:ascii="JetBrains Mono" w:hAnsi="JetBrains Mono" w:cs="JetBrains Mono"/>
+          <w:sz w:val="24"/>
+          <w:szCs w:val="24"/>
+          <w:color w:val="080808"/>
+        </w:rPr>
+        <w:t>(</w:t>
       </w:r>
       <w:r>
         <w:rPr>
@@ -1110,16 +1254,16 @@
           <w:szCs w:val="24"/>
           <w:color w:val="067D17"/>
         </w:rPr>
-        <w:t>"yes"</w:t>
-      </w:r>
-      <w:r>
-        <w:rPr>
-          <w:rFonts w:ascii="JetBrains Mono" w:hAnsi="JetBrains Mono" w:cs="JetBrains Mono"/>
-          <w:sz w:val="24"/>
-          <w:szCs w:val="24"/>
-          <w:color w:val="080808"/>
-        </w:rPr>
-        <w:t>:</w:t>
+        <w:t>"Take an umbrella."</w:t>
+      </w:r>
+      <w:r>
+        <w:rPr>
+          <w:rFonts w:ascii="JetBrains Mono" w:hAnsi="JetBrains Mono" w:cs="JetBrains Mono"/>
+          <w:sz w:val="24"/>
+          <w:szCs w:val="24"/>
+          <w:color w:val="080808"/>
+        </w:rPr>
+        <w:t>)</w:t>
       </w:r>
       <w:r>
         <w:rPr>
@@ -1135,151 +1279,7 @@
           <w:rFonts w:ascii="JetBrains Mono" w:hAnsi="JetBrains Mono" w:cs="JetBrains Mono"/>
           <w:sz w:val="24"/>
           <w:szCs w:val="24"/>
-          <w:color w:val="080808"/>
-        </w:rPr>
-        <w:t xml:space="preserve">        </w:t>
-      </w:r>
-      <w:r>
-        <w:rPr>
-          <w:rFonts w:ascii="JetBrains Mono" w:hAnsi="JetBrains Mono" w:cs="JetBrains Mono"/>
-          <w:sz w:val="24"/>
-          <w:szCs w:val="24"/>
-          <w:color w:val="1750EB"/>
-        </w:rPr>
-        <w:t>print</w:t>
-      </w:r>
-      <w:r>
-        <w:rPr>
-          <w:rFonts w:ascii="JetBrains Mono" w:hAnsi="JetBrains Mono" w:cs="JetBrains Mono"/>
-          <w:sz w:val="24"/>
-          <w:szCs w:val="24"/>
-          <w:color w:val="080808"/>
-        </w:rPr>
-        <w:t>(</w:t>
-      </w:r>
-      <w:r>
-        <w:rPr>
-          <w:rFonts w:ascii="JetBrains Mono" w:hAnsi="JetBrains Mono" w:cs="JetBrains Mono"/>
-          <w:sz w:val="24"/>
-          <w:szCs w:val="24"/>
-          <w:color w:val="067D17"/>
-        </w:rPr>
-        <w:t>"Wear a coat."</w:t>
-      </w:r>
-      <w:r>
-        <w:rPr>
-          <w:rFonts w:ascii="JetBrains Mono" w:hAnsi="JetBrains Mono" w:cs="JetBrains Mono"/>
-          <w:sz w:val="24"/>
-          <w:szCs w:val="24"/>
-          <w:color w:val="080808"/>
-        </w:rPr>
-        <w:t>)</w:t>
-      </w:r>
-      <w:r>
-        <w:rPr>
-          <w:rFonts w:ascii="JetBrains Mono" w:hAnsi="JetBrains Mono" w:cs="JetBrains Mono"/>
-          <w:sz w:val="24"/>
-          <w:szCs w:val="24"/>
-          <w:color w:val="080808"/>
-        </w:rPr>
-        <w:br/>
-      </w:r>
-      <w:r>
-        <w:rPr>
-          <w:rFonts w:ascii="JetBrains Mono" w:hAnsi="JetBrains Mono" w:cs="JetBrains Mono"/>
-          <w:sz w:val="24"/>
-          <w:szCs w:val="24"/>
-          <w:color w:val="080808"/>
-        </w:rPr>
-        <w:t xml:space="preserve">    </w:t>
-      </w:r>
-      <w:r>
-        <w:rPr>
-          <w:rFonts w:ascii="JetBrains Mono" w:hAnsi="JetBrains Mono" w:cs="JetBrains Mono"/>
-          <w:sz w:val="24"/>
-          <w:szCs w:val="24"/>
-          <w:color w:val="1750EB"/>
-        </w:rPr>
-        <w:t>else</w:t>
-      </w:r>
-      <w:r>
-        <w:rPr>
-          <w:rFonts w:ascii="JetBrains Mono" w:hAnsi="JetBrains Mono" w:cs="JetBrains Mono"/>
-          <w:sz w:val="24"/>
-          <w:szCs w:val="24"/>
-          <w:color w:val="080808"/>
-        </w:rPr>
-        <w:t>:</w:t>
-      </w:r>
-      <w:r>
-        <w:rPr>
-          <w:rFonts w:ascii="JetBrains Mono" w:hAnsi="JetBrains Mono" w:cs="JetBrains Mono"/>
-          <w:sz w:val="24"/>
-          <w:szCs w:val="24"/>
-          <w:color w:val="080808"/>
-        </w:rPr>
-        <w:br/>
-      </w:r>
-      <w:r>
-        <w:rPr>
-          <w:rFonts w:ascii="JetBrains Mono" w:hAnsi="JetBrains Mono" w:cs="JetBrains Mono"/>
-          <w:sz w:val="24"/>
-          <w:szCs w:val="24"/>
-          <w:color w:val="080808"/>
-        </w:rPr>
-        <w:t xml:space="preserve">        </w:t>
-      </w:r>
-      <w:r>
-        <w:rPr>
-          <w:rFonts w:ascii="JetBrains Mono" w:hAnsi="JetBrains Mono" w:cs="JetBrains Mono"/>
-          <w:sz w:val="24"/>
-          <w:szCs w:val="24"/>
-          <w:color w:val="1750EB"/>
-        </w:rPr>
-        <w:t>print</w:t>
-      </w:r>
-      <w:r>
-        <w:rPr>
-          <w:rFonts w:ascii="JetBrains Mono" w:hAnsi="JetBrains Mono" w:cs="JetBrains Mono"/>
-          <w:sz w:val="24"/>
-          <w:szCs w:val="24"/>
-          <w:color w:val="080808"/>
-        </w:rPr>
-        <w:t>(</w:t>
-      </w:r>
-      <w:r>
-        <w:rPr>
-          <w:rFonts w:ascii="JetBrains Mono" w:hAnsi="JetBrains Mono" w:cs="JetBrains Mono"/>
-          <w:sz w:val="24"/>
-          <w:szCs w:val="24"/>
-          <w:color w:val="067D17"/>
-        </w:rPr>
-        <w:t>"Take an umbrella."</w:t>
-      </w:r>
-      <w:r>
-        <w:rPr>
-          <w:rFonts w:ascii="JetBrains Mono" w:hAnsi="JetBrains Mono" w:cs="JetBrains Mono"/>
-          <w:sz w:val="24"/>
-          <w:szCs w:val="24"/>
-          <w:color w:val="080808"/>
-        </w:rPr>
-        <w:t>)</w:t>
-      </w:r>
-      <w:r>
-        <w:rPr>
-          <w:rFonts w:ascii="JetBrains Mono" w:hAnsi="JetBrains Mono" w:cs="JetBrains Mono"/>
-          <w:sz w:val="24"/>
-          <w:szCs w:val="24"/>
-          <w:color w:val="080808"/>
-        </w:rPr>
-        <w:br/>
-      </w:r>
-      <w:r>
-        <w:rPr>
-          <w:rFonts w:ascii="JetBrains Mono" w:hAnsi="JetBrains Mono" w:cs="JetBrains Mono"/>
-          <w:sz w:val="24"/>
-          <w:szCs w:val="24"/>
-          <w:color w:val="1750EB"/>
+          <w:color w:val="C45E00"/>
         </w:rPr>
         <w:t>else</w:t>
       </w:r>
@@ -2022,7 +2022,7 @@
           <w:kern w:val="0"/>
           <w:szCs w:val="24"/>
           <w14:ligatures w14:val="none"/>
-          <w:color w:val="1750EB"/>
+          <w:color w:val="C45E00"/>
         </w:rPr>
         <w:t>if</w:t>
       </w:r>
@@ -2162,7 +2162,7 @@
           <w:kern w:val="0"/>
           <w:szCs w:val="24"/>
           <w14:ligatures w14:val="none"/>
-          <w:color w:val="1750EB"/>
+          <w:color w:val="C45E00"/>
         </w:rPr>
         <w:t>if</w:t>
       </w:r>
@@ -2292,7 +2292,7 @@
           <w:kern w:val="0"/>
           <w:szCs w:val="24"/>
           <w14:ligatures w14:val="none"/>
-          <w:color w:val="1750EB"/>
+          <w:color w:val="C45E00"/>
         </w:rPr>
         <w:t>else</w:t>
       </w:r>
